--- a/Phase 2 Documentation/Submission 5 - AI Recommendation.docx
+++ b/Phase 2 Documentation/Submission 5 - AI Recommendation.docx
@@ -4,6 +4,7 @@
   <w:body>
     <w:p>
       <w:pPr>
+        <w:spacing w:line="360" w:lineRule="auto"/>
         <w:rPr>
           <w:rFonts w:ascii="Times New Roman" w:hAnsi="Times New Roman" w:cs="Times New Roman"/>
           <w:b/>
@@ -11,6 +12,8 @@
           <w:szCs w:val="36"/>
         </w:rPr>
       </w:pPr>
+      <w:bookmarkStart w:id="0" w:name="_GoBack"/>
+      <w:bookmarkEnd w:id="0"/>
       <w:r>
         <w:rPr>
           <w:rFonts w:ascii="Times New Roman" w:hAnsi="Times New Roman" w:cs="Times New Roman"/>
@@ -390,10 +393,7 @@
         </w:rPr>
       </w:pPr>
     </w:p>
-    <w:p>
-      <w:bookmarkStart w:id="0" w:name="_GoBack"/>
-      <w:bookmarkEnd w:id="0"/>
-    </w:p>
+    <w:p/>
     <w:sectPr>
       <w:pgSz w:w="12240" w:h="15840"/>
       <w:pgMar w:top="1440" w:right="1440" w:bottom="1440" w:left="1440" w:header="720" w:footer="720" w:gutter="0"/>
